--- a/Chapter6/Chapter 6 Validation.docx
+++ b/Chapter6/Chapter 6 Validation.docx
@@ -17,6 +17,202 @@
       </w:r>
       <w:r>
         <w:t>n</w:t>
+      </w:r>
+    </w:p>
+    <w:p>
+      <w:r>
+        <w:drawing>
+          <wp:inline distT="0" distB="0" distL="0" distR="0" wp14:anchorId="7415FFA7" wp14:editId="0AFDAC7F">
+            <wp:extent cx="5601482" cy="2629267"/>
+            <wp:effectExtent l="0" t="0" r="0" b="0"/>
+            <wp:docPr id="34564440" name="Picture 1"/>
+            <wp:cNvGraphicFramePr>
+              <a:graphicFrameLocks xmlns:a="http://schemas.openxmlformats.org/drawingml/2006/main" noChangeAspect="1"/>
+            </wp:cNvGraphicFramePr>
+            <a:graphic xmlns:a="http://schemas.openxmlformats.org/drawingml/2006/main">
+              <a:graphicData uri="http://schemas.openxmlformats.org/drawingml/2006/picture">
+                <pic:pic xmlns:pic="http://schemas.openxmlformats.org/drawingml/2006/picture">
+                  <pic:nvPicPr>
+                    <pic:cNvPr id="34564440" name=""/>
+                    <pic:cNvPicPr/>
+                  </pic:nvPicPr>
+                  <pic:blipFill>
+                    <a:blip r:embed="rId4"/>
+                    <a:stretch>
+                      <a:fillRect/>
+                    </a:stretch>
+                  </pic:blipFill>
+                  <pic:spPr>
+                    <a:xfrm>
+                      <a:off x="0" y="0"/>
+                      <a:ext cx="5601482" cy="2629267"/>
+                    </a:xfrm>
+                    <a:prstGeom prst="rect">
+                      <a:avLst/>
+                    </a:prstGeom>
+                  </pic:spPr>
+                </pic:pic>
+              </a:graphicData>
+            </a:graphic>
+          </wp:inline>
+        </w:drawing>
+      </w:r>
+    </w:p>
+    <w:p>
+      <w:r>
+        <w:drawing>
+          <wp:inline distT="0" distB="0" distL="0" distR="0" wp14:anchorId="47DC63A8" wp14:editId="6CE7FFE4">
+            <wp:extent cx="5506218" cy="2629267"/>
+            <wp:effectExtent l="0" t="0" r="0" b="0"/>
+            <wp:docPr id="1647433262" name="Picture 1"/>
+            <wp:cNvGraphicFramePr>
+              <a:graphicFrameLocks xmlns:a="http://schemas.openxmlformats.org/drawingml/2006/main" noChangeAspect="1"/>
+            </wp:cNvGraphicFramePr>
+            <a:graphic xmlns:a="http://schemas.openxmlformats.org/drawingml/2006/main">
+              <a:graphicData uri="http://schemas.openxmlformats.org/drawingml/2006/picture">
+                <pic:pic xmlns:pic="http://schemas.openxmlformats.org/drawingml/2006/picture">
+                  <pic:nvPicPr>
+                    <pic:cNvPr id="1647433262" name=""/>
+                    <pic:cNvPicPr/>
+                  </pic:nvPicPr>
+                  <pic:blipFill>
+                    <a:blip r:embed="rId5"/>
+                    <a:stretch>
+                      <a:fillRect/>
+                    </a:stretch>
+                  </pic:blipFill>
+                  <pic:spPr>
+                    <a:xfrm>
+                      <a:off x="0" y="0"/>
+                      <a:ext cx="5506218" cy="2629267"/>
+                    </a:xfrm>
+                    <a:prstGeom prst="rect">
+                      <a:avLst/>
+                    </a:prstGeom>
+                  </pic:spPr>
+                </pic:pic>
+              </a:graphicData>
+            </a:graphic>
+          </wp:inline>
+        </w:drawing>
+      </w:r>
+    </w:p>
+    <w:p>
+      <w:r>
+        <w:lastRenderedPageBreak/>
+        <w:drawing>
+          <wp:inline distT="0" distB="0" distL="0" distR="0" wp14:anchorId="434A015D" wp14:editId="09232F2B">
+            <wp:extent cx="5515745" cy="2676899"/>
+            <wp:effectExtent l="0" t="0" r="0" b="9525"/>
+            <wp:docPr id="1346888056" name="Picture 1"/>
+            <wp:cNvGraphicFramePr>
+              <a:graphicFrameLocks xmlns:a="http://schemas.openxmlformats.org/drawingml/2006/main" noChangeAspect="1"/>
+            </wp:cNvGraphicFramePr>
+            <a:graphic xmlns:a="http://schemas.openxmlformats.org/drawingml/2006/main">
+              <a:graphicData uri="http://schemas.openxmlformats.org/drawingml/2006/picture">
+                <pic:pic xmlns:pic="http://schemas.openxmlformats.org/drawingml/2006/picture">
+                  <pic:nvPicPr>
+                    <pic:cNvPr id="1346888056" name=""/>
+                    <pic:cNvPicPr/>
+                  </pic:nvPicPr>
+                  <pic:blipFill>
+                    <a:blip r:embed="rId6"/>
+                    <a:stretch>
+                      <a:fillRect/>
+                    </a:stretch>
+                  </pic:blipFill>
+                  <pic:spPr>
+                    <a:xfrm>
+                      <a:off x="0" y="0"/>
+                      <a:ext cx="5515745" cy="2676899"/>
+                    </a:xfrm>
+                    <a:prstGeom prst="rect">
+                      <a:avLst/>
+                    </a:prstGeom>
+                  </pic:spPr>
+                </pic:pic>
+              </a:graphicData>
+            </a:graphic>
+          </wp:inline>
+        </w:drawing>
+      </w:r>
+    </w:p>
+    <w:p>
+      <w:r>
+        <w:drawing>
+          <wp:inline distT="0" distB="0" distL="0" distR="0" wp14:anchorId="1037E184" wp14:editId="4AD34DEF">
+            <wp:extent cx="5515745" cy="2591162"/>
+            <wp:effectExtent l="0" t="0" r="0" b="0"/>
+            <wp:docPr id="853681135" name="Picture 1"/>
+            <wp:cNvGraphicFramePr>
+              <a:graphicFrameLocks xmlns:a="http://schemas.openxmlformats.org/drawingml/2006/main" noChangeAspect="1"/>
+            </wp:cNvGraphicFramePr>
+            <a:graphic xmlns:a="http://schemas.openxmlformats.org/drawingml/2006/main">
+              <a:graphicData uri="http://schemas.openxmlformats.org/drawingml/2006/picture">
+                <pic:pic xmlns:pic="http://schemas.openxmlformats.org/drawingml/2006/picture">
+                  <pic:nvPicPr>
+                    <pic:cNvPr id="853681135" name=""/>
+                    <pic:cNvPicPr/>
+                  </pic:nvPicPr>
+                  <pic:blipFill>
+                    <a:blip r:embed="rId7"/>
+                    <a:stretch>
+                      <a:fillRect/>
+                    </a:stretch>
+                  </pic:blipFill>
+                  <pic:spPr>
+                    <a:xfrm>
+                      <a:off x="0" y="0"/>
+                      <a:ext cx="5515745" cy="2591162"/>
+                    </a:xfrm>
+                    <a:prstGeom prst="rect">
+                      <a:avLst/>
+                    </a:prstGeom>
+                  </pic:spPr>
+                </pic:pic>
+              </a:graphicData>
+            </a:graphic>
+          </wp:inline>
+        </w:drawing>
+      </w:r>
+    </w:p>
+    <w:p>
+      <w:r>
+        <w:drawing>
+          <wp:inline distT="0" distB="0" distL="0" distR="0" wp14:anchorId="7CFC81AA" wp14:editId="65614D9F">
+            <wp:extent cx="5943600" cy="2103755"/>
+            <wp:effectExtent l="0" t="0" r="0" b="0"/>
+            <wp:docPr id="1473351377" name="Picture 1"/>
+            <wp:cNvGraphicFramePr>
+              <a:graphicFrameLocks xmlns:a="http://schemas.openxmlformats.org/drawingml/2006/main" noChangeAspect="1"/>
+            </wp:cNvGraphicFramePr>
+            <a:graphic xmlns:a="http://schemas.openxmlformats.org/drawingml/2006/main">
+              <a:graphicData uri="http://schemas.openxmlformats.org/drawingml/2006/picture">
+                <pic:pic xmlns:pic="http://schemas.openxmlformats.org/drawingml/2006/picture">
+                  <pic:nvPicPr>
+                    <pic:cNvPr id="1473351377" name=""/>
+                    <pic:cNvPicPr/>
+                  </pic:nvPicPr>
+                  <pic:blipFill>
+                    <a:blip r:embed="rId8"/>
+                    <a:stretch>
+                      <a:fillRect/>
+                    </a:stretch>
+                  </pic:blipFill>
+                  <pic:spPr>
+                    <a:xfrm>
+                      <a:off x="0" y="0"/>
+                      <a:ext cx="5943600" cy="2103755"/>
+                    </a:xfrm>
+                    <a:prstGeom prst="rect">
+                      <a:avLst/>
+                    </a:prstGeom>
+                  </pic:spPr>
+                </pic:pic>
+              </a:graphicData>
+            </a:graphic>
+          </wp:inline>
+        </w:drawing>
       </w:r>
     </w:p>
     <w:p/>
